--- a/docs/invoices_contracts/Lemongrass Bill Template 2022.docx
+++ b/docs/invoices_contracts/Lemongrass Bill Template 2022.docx
@@ -1,6 +1,6 @@
 
 <file path=word/document.xml><?xml version="1.0" encoding="utf-8"?>
-<w:document xmlns:wpc="http://schemas.microsoft.com/office/word/2010/wordprocessingCanvas" xmlns:cx="http://schemas.microsoft.com/office/drawing/2014/chartex" xmlns:cx1="http://schemas.microsoft.com/office/drawing/2015/9/8/chartex" xmlns:cx2="http://schemas.microsoft.com/office/drawing/2015/10/21/chartex" xmlns:cx3="http://schemas.microsoft.com/office/drawing/2016/5/9/chartex" xmlns:cx4="http://schemas.microsoft.com/office/drawing/2016/5/10/chartex" xmlns:cx5="http://schemas.microsoft.com/office/drawing/2016/5/11/chartex" xmlns:cx6="http://schemas.microsoft.com/office/drawing/2016/5/12/chartex" xmlns:cx7="http://schemas.microsoft.com/office/drawing/2016/5/13/chartex" xmlns:cx8="http://schemas.microsoft.com/office/drawing/2016/5/14/chartex" xmlns:mc="http://schemas.openxmlformats.org/markup-compatibility/2006" xmlns:aink="http://schemas.microsoft.com/office/drawing/2016/ink" xmlns:am3d="http://schemas.microsoft.com/office/drawing/2017/model3d" xmlns:o="urn:schemas-microsoft-com:office:office" xmlns:r="http://schemas.openxmlformats.org/officeDocument/2006/relationships" xmlns:m="http://schemas.openxmlformats.org/officeDocument/2006/math" xmlns:v="urn:schemas-microsoft-com:vml" xmlns:wp14="http://schemas.microsoft.com/office/word/2010/wordprocessingDrawing" xmlns:wp="http://schemas.openxmlformats.org/drawingml/2006/wordprocessingDrawing" xmlns:w10="urn:schemas-microsoft-com:office:word" xmlns:w="http://schemas.openxmlformats.org/wordprocessingml/2006/main" xmlns:w14="http://schemas.microsoft.com/office/word/2010/wordml" xmlns:w15="http://schemas.microsoft.com/office/word/2012/wordml" xmlns:w16cid="http://schemas.microsoft.com/office/word/2016/wordml/cid" xmlns:w16se="http://schemas.microsoft.com/office/word/2015/wordml/symex" xmlns:wpg="http://schemas.microsoft.com/office/word/2010/wordprocessingGroup" xmlns:wpi="http://schemas.microsoft.com/office/word/2010/wordprocessingInk" xmlns:wne="http://schemas.microsoft.com/office/word/2006/wordml" xmlns:wps="http://schemas.microsoft.com/office/word/2010/wordprocessingShape" mc:Ignorable="w14 w15 w16se w16cid wp14">
+<w:document xmlns:wpc="http://schemas.microsoft.com/office/word/2010/wordprocessingCanvas" xmlns:cx="http://schemas.microsoft.com/office/drawing/2014/chartex" xmlns:cx1="http://schemas.microsoft.com/office/drawing/2015/9/8/chartex" xmlns:cx2="http://schemas.microsoft.com/office/drawing/2015/10/21/chartex" xmlns:cx3="http://schemas.microsoft.com/office/drawing/2016/5/9/chartex" xmlns:cx4="http://schemas.microsoft.com/office/drawing/2016/5/10/chartex" xmlns:cx5="http://schemas.microsoft.com/office/drawing/2016/5/11/chartex" xmlns:cx6="http://schemas.microsoft.com/office/drawing/2016/5/12/chartex" xmlns:cx7="http://schemas.microsoft.com/office/drawing/2016/5/13/chartex" xmlns:cx8="http://schemas.microsoft.com/office/drawing/2016/5/14/chartex" xmlns:mc="http://schemas.openxmlformats.org/markup-compatibility/2006" xmlns:aink="http://schemas.microsoft.com/office/drawing/2016/ink" xmlns:am3d="http://schemas.microsoft.com/office/drawing/2017/model3d" xmlns:o="urn:schemas-microsoft-com:office:office" xmlns:oel="http://schemas.microsoft.com/office/2019/extlst" xmlns:r="http://schemas.openxmlformats.org/officeDocument/2006/relationships" xmlns:m="http://schemas.openxmlformats.org/officeDocument/2006/math" xmlns:v="urn:schemas-microsoft-com:vml" xmlns:wp14="http://schemas.microsoft.com/office/word/2010/wordprocessingDrawing" xmlns:wp="http://schemas.openxmlformats.org/drawingml/2006/wordprocessingDrawing" xmlns:w10="urn:schemas-microsoft-com:office:word" xmlns:w="http://schemas.openxmlformats.org/wordprocessingml/2006/main" xmlns:w14="http://schemas.microsoft.com/office/word/2010/wordml" xmlns:w15="http://schemas.microsoft.com/office/word/2012/wordml" xmlns:w16cex="http://schemas.microsoft.com/office/word/2018/wordml/cex" xmlns:w16cid="http://schemas.microsoft.com/office/word/2016/wordml/cid" xmlns:w16="http://schemas.microsoft.com/office/word/2018/wordml" xmlns:w16du="http://schemas.microsoft.com/office/word/2023/wordml/word16du" xmlns:w16sdtdh="http://schemas.microsoft.com/office/word/2020/wordml/sdtdatahash" xmlns:w16sdtfl="http://schemas.microsoft.com/office/word/2024/wordml/sdtformatlock" xmlns:w16se="http://schemas.microsoft.com/office/word/2015/wordml/symex" xmlns:wpg="http://schemas.microsoft.com/office/word/2010/wordprocessingGroup" xmlns:wpi="http://schemas.microsoft.com/office/word/2010/wordprocessingInk" xmlns:wne="http://schemas.microsoft.com/office/word/2006/wordml" xmlns:wps="http://schemas.microsoft.com/office/word/2010/wordprocessingShape" mc:Ignorable="w14 w15 w16se w16cid w16 w16cex w16sdtdh w16sdtfl w16du wp14">
   <w:body>
     <w:tbl>
       <w:tblPr>
@@ -27,21 +27,37 @@
         <w:tc>
           <w:tcPr>
             <w:tcW w:w="2596" w:type="dxa"/>
-            <w:shd w:val="clear" w:color="auto" w:fill="auto"/>
             <w:tcMar>
               <w:top w:w="0" w:type="dxa"/>
             </w:tcMar>
           </w:tcPr>
           <w:p>
-            <w:r>
-              <w:rPr>
+            <w:pPr>
+              <w:rPr>
+                <w:sz w:val="18"/>
+                <w:szCs w:val="28"/>
+              </w:rPr>
+            </w:pPr>
+            <w:r>
+              <w:rPr>
+                <w:rFonts w:ascii="Sitka Small" w:hAnsi="Sitka Small"/>
                 <w:noProof/>
+                <w:sz w:val="96"/>
+                <w:szCs w:val="96"/>
               </w:rPr>
               <w:drawing>
-                <wp:inline distT="0" distB="0" distL="0" distR="0" wp14:anchorId="4724FF78" wp14:editId="6C16C515">
-                  <wp:extent cx="1502807" cy="1529800"/>
+                <wp:anchor distT="0" distB="0" distL="114300" distR="114300" simplePos="0" relativeHeight="251660288" behindDoc="0" locked="0" layoutInCell="1" allowOverlap="1" wp14:anchorId="40A75A5C" wp14:editId="1EB03D1D">
+                  <wp:simplePos x="0" y="0"/>
+                  <wp:positionH relativeFrom="page">
+                    <wp:posOffset>192820</wp:posOffset>
+                  </wp:positionH>
+                  <wp:positionV relativeFrom="page">
+                    <wp:posOffset>-376485</wp:posOffset>
+                  </wp:positionV>
+                  <wp:extent cx="5816378" cy="2299498"/>
                   <wp:effectExtent l="0" t="0" r="0" b="0"/>
-                  <wp:docPr id="1" name="Picture 1"/>
+                  <wp:wrapNone/>
+                  <wp:docPr id="1584353720" name="Graphic 1"/>
                   <wp:cNvGraphicFramePr>
                     <a:graphicFrameLocks xmlns:a="http://schemas.openxmlformats.org/drawingml/2006/main" noChangeAspect="1"/>
                   </wp:cNvGraphicFramePr>
@@ -49,10 +65,8 @@
                     <a:graphicData uri="http://schemas.openxmlformats.org/drawingml/2006/picture">
                       <pic:pic xmlns:pic="http://schemas.openxmlformats.org/drawingml/2006/picture">
                         <pic:nvPicPr>
-                          <pic:cNvPr id="1" name="Picture 1"/>
-                          <pic:cNvPicPr>
-                            <a:picLocks noChangeAspect="1" noChangeArrowheads="1"/>
-                          </pic:cNvPicPr>
+                          <pic:cNvPr id="1584353720" name="Graphic 1"/>
+                          <pic:cNvPicPr/>
                         </pic:nvPicPr>
                         <pic:blipFill>
                           <a:blip r:embed="rId7" cstate="print">
@@ -62,33 +76,29 @@
                               </a:ext>
                             </a:extLst>
                           </a:blip>
-                          <a:srcRect l="882" r="882"/>
                           <a:stretch>
                             <a:fillRect/>
                           </a:stretch>
                         </pic:blipFill>
-                        <pic:spPr bwMode="auto">
+                        <pic:spPr>
                           <a:xfrm>
                             <a:off x="0" y="0"/>
-                            <a:ext cx="1502807" cy="1529800"/>
+                            <a:ext cx="5828855" cy="2304431"/>
                           </a:xfrm>
                           <a:prstGeom prst="rect">
                             <a:avLst/>
                           </a:prstGeom>
-                          <a:noFill/>
-                          <a:ln>
-                            <a:noFill/>
-                          </a:ln>
-                          <a:extLst>
-                            <a:ext uri="{53640926-AAD7-44D8-BBD7-CCE9431645EC}">
-                              <a14:shadowObscured xmlns:a14="http://schemas.microsoft.com/office/drawing/2010/main"/>
-                            </a:ext>
-                          </a:extLst>
                         </pic:spPr>
                       </pic:pic>
                     </a:graphicData>
                   </a:graphic>
-                </wp:inline>
+                  <wp14:sizeRelH relativeFrom="page">
+                    <wp14:pctWidth>0</wp14:pctWidth>
+                  </wp14:sizeRelH>
+                  <wp14:sizeRelV relativeFrom="page">
+                    <wp14:pctHeight>0</wp14:pctHeight>
+                  </wp14:sizeRelV>
+                </wp:anchor>
               </w:drawing>
             </w:r>
           </w:p>
@@ -97,21 +107,105 @@
           <w:tcPr>
             <w:tcW w:w="7066" w:type="dxa"/>
             <w:gridSpan w:val="4"/>
-            <w:shd w:val="clear" w:color="auto" w:fill="auto"/>
             <w:vAlign w:val="center"/>
           </w:tcPr>
           <w:p>
             <w:pPr>
               <w:pStyle w:val="Heading1"/>
               <w:spacing w:after="240"/>
-            </w:pPr>
-            <w:r>
-              <w:rPr>
-                <w:sz w:val="80"/>
-                <w:szCs w:val="80"/>
-              </w:rPr>
-              <w:t xml:space="preserve">Lemongrass Acoustic Trio </w:t>
-            </w:r>
+              <w:rPr>
+                <w:sz w:val="96"/>
+                <w:szCs w:val="96"/>
+              </w:rPr>
+            </w:pPr>
+          </w:p>
+          <w:p>
+            <w:pPr>
+              <w:rPr>
+                <w:sz w:val="18"/>
+                <w:szCs w:val="28"/>
+              </w:rPr>
+            </w:pPr>
+          </w:p>
+          <w:p>
+            <w:pPr>
+              <w:rPr>
+                <w:sz w:val="18"/>
+                <w:szCs w:val="28"/>
+              </w:rPr>
+            </w:pPr>
+          </w:p>
+          <w:p>
+            <w:pPr>
+              <w:rPr>
+                <w:sz w:val="18"/>
+                <w:szCs w:val="28"/>
+              </w:rPr>
+            </w:pPr>
+          </w:p>
+          <w:p>
+            <w:pPr>
+              <w:rPr>
+                <w:sz w:val="18"/>
+                <w:szCs w:val="28"/>
+              </w:rPr>
+            </w:pPr>
+          </w:p>
+          <w:p>
+            <w:pPr>
+              <w:rPr>
+                <w:sz w:val="18"/>
+                <w:szCs w:val="28"/>
+              </w:rPr>
+            </w:pPr>
+          </w:p>
+          <w:p>
+            <w:pPr>
+              <w:rPr>
+                <w:sz w:val="18"/>
+                <w:szCs w:val="28"/>
+              </w:rPr>
+            </w:pPr>
+          </w:p>
+          <w:p>
+            <w:pPr>
+              <w:rPr>
+                <w:sz w:val="18"/>
+                <w:szCs w:val="28"/>
+              </w:rPr>
+            </w:pPr>
+          </w:p>
+          <w:p>
+            <w:pPr>
+              <w:rPr>
+                <w:sz w:val="18"/>
+                <w:szCs w:val="28"/>
+              </w:rPr>
+            </w:pPr>
+          </w:p>
+          <w:p>
+            <w:pPr>
+              <w:rPr>
+                <w:sz w:val="18"/>
+                <w:szCs w:val="28"/>
+              </w:rPr>
+            </w:pPr>
+          </w:p>
+          <w:p>
+            <w:pPr>
+              <w:rPr>
+                <w:sz w:val="18"/>
+                <w:szCs w:val="28"/>
+              </w:rPr>
+            </w:pPr>
+          </w:p>
+          <w:p>
+            <w:pPr>
+              <w:rPr>
+                <w:sz w:val="18"/>
+                <w:szCs w:val="28"/>
+              </w:rPr>
+            </w:pPr>
           </w:p>
         </w:tc>
       </w:tr>
@@ -123,7 +217,6 @@
           <w:tcPr>
             <w:tcW w:w="5619" w:type="dxa"/>
             <w:gridSpan w:val="2"/>
-            <w:shd w:val="clear" w:color="auto" w:fill="auto"/>
             <w:tcMar>
               <w:top w:w="0" w:type="dxa"/>
             </w:tcMar>
@@ -133,6 +226,8 @@
               <w:pStyle w:val="Slogan"/>
               <w:rPr>
                 <w:rFonts w:ascii="Sitka Small" w:hAnsi="Sitka Small"/>
+                <w:sz w:val="16"/>
+                <w:szCs w:val="20"/>
               </w:rPr>
             </w:pPr>
           </w:p>
@@ -141,14 +236,14 @@
           <w:tcPr>
             <w:tcW w:w="4043" w:type="dxa"/>
             <w:gridSpan w:val="3"/>
-            <w:shd w:val="clear" w:color="auto" w:fill="auto"/>
           </w:tcPr>
           <w:p>
             <w:pPr>
               <w:pStyle w:val="Right-alignedtext"/>
               <w:rPr>
                 <w:rFonts w:ascii="Sitka Small" w:hAnsi="Sitka Small"/>
-                <w:sz w:val="20"/>
+                <w:sz w:val="22"/>
+                <w:szCs w:val="18"/>
               </w:rPr>
             </w:pPr>
             <w:r>
@@ -156,14 +251,16 @@
                 <w:rFonts w:ascii="Sitka Small" w:hAnsi="Sitka Small"/>
                 <w:b/>
                 <w:bCs/>
-                <w:sz w:val="20"/>
+                <w:sz w:val="22"/>
+                <w:szCs w:val="18"/>
               </w:rPr>
               <w:t>INVOICE #</w:t>
             </w:r>
             <w:r>
               <w:rPr>
                 <w:rFonts w:ascii="Sitka Small" w:hAnsi="Sitka Small"/>
-                <w:sz w:val="20"/>
+                <w:sz w:val="22"/>
+                <w:szCs w:val="18"/>
               </w:rPr>
               <w:t xml:space="preserve"> </w:t>
             </w:r>
@@ -171,35 +268,37 @@
               <w:sdtPr>
                 <w:rPr>
                   <w:rFonts w:ascii="Sitka Small" w:hAnsi="Sitka Small"/>
-                  <w:sz w:val="20"/>
+                  <w:sz w:val="22"/>
+                  <w:szCs w:val="18"/>
                 </w:rPr>
                 <w:id w:val="827714957"/>
                 <w:placeholder>
                   <w:docPart w:val="BACCCD58465C4F0CA03F4BDEE2580ED1"/>
                 </w:placeholder>
-                <w:date w:fullDate="2025-12-29T00:00:00Z">
+                <w:date w:fullDate="2026-01-17T00:00:00Z">
                   <w:dateFormat w:val="yyMMdd"/>
                   <w:lid w:val="en-GB"/>
                   <w:storeMappedDataAs w:val="dateTime"/>
                   <w:calendar w:val="gregorian"/>
                 </w:date>
               </w:sdtPr>
-              <w:sdtEndPr/>
               <w:sdtContent>
                 <w:r>
                   <w:rPr>
                     <w:rFonts w:ascii="Sitka Small" w:hAnsi="Sitka Small"/>
-                    <w:sz w:val="20"/>
+                    <w:sz w:val="22"/>
+                    <w:szCs w:val="18"/>
                     <w:lang w:val="en-GB"/>
                   </w:rPr>
-                  <w:t>251229</w:t>
+                  <w:t>260117</w:t>
                 </w:r>
               </w:sdtContent>
             </w:sdt>
             <w:r>
               <w:rPr>
                 <w:rFonts w:ascii="Sitka Small" w:hAnsi="Sitka Small"/>
-                <w:sz w:val="20"/>
+                <w:sz w:val="22"/>
+                <w:szCs w:val="18"/>
               </w:rPr>
               <w:t>-1</w:t>
             </w:r>
@@ -209,7 +308,8 @@
               <w:pStyle w:val="Right-alignedtext"/>
               <w:rPr>
                 <w:rFonts w:ascii="Sitka Small" w:hAnsi="Sitka Small"/>
-                <w:sz w:val="20"/>
+                <w:sz w:val="22"/>
+                <w:szCs w:val="18"/>
               </w:rPr>
             </w:pPr>
             <w:r>
@@ -217,7 +317,8 @@
                 <w:rFonts w:ascii="Sitka Small" w:hAnsi="Sitka Small"/>
                 <w:b/>
                 <w:bCs/>
-                <w:sz w:val="20"/>
+                <w:sz w:val="22"/>
+                <w:szCs w:val="18"/>
               </w:rPr>
               <w:t xml:space="preserve">Invoice </w:t>
             </w:r>
@@ -226,14 +327,16 @@
                 <w:rFonts w:ascii="Sitka Small" w:hAnsi="Sitka Small"/>
                 <w:b/>
                 <w:bCs/>
-                <w:sz w:val="20"/>
+                <w:sz w:val="22"/>
+                <w:szCs w:val="18"/>
               </w:rPr>
               <w:t>Date:</w:t>
             </w:r>
             <w:r>
               <w:rPr>
                 <w:rFonts w:ascii="Sitka Small" w:hAnsi="Sitka Small"/>
-                <w:sz w:val="20"/>
+                <w:sz w:val="22"/>
+                <w:szCs w:val="18"/>
               </w:rPr>
               <w:t xml:space="preserve"> </w:t>
             </w:r>
@@ -241,7 +344,8 @@
               <w:sdtPr>
                 <w:rPr>
                   <w:rFonts w:ascii="Sitka Small" w:hAnsi="Sitka Small"/>
-                  <w:sz w:val="20"/>
+                  <w:sz w:val="22"/>
+                  <w:szCs w:val="18"/>
                 </w:rPr>
                 <w:alias w:val="Date"/>
                 <w:tag w:val="Date"/>
@@ -249,21 +353,21 @@
                 <w:placeholder>
                   <w:docPart w:val="C477CAFB9CB043788DCA85552273A22E"/>
                 </w:placeholder>
-                <w:date w:fullDate="2025-12-29T00:00:00Z">
+                <w:date w:fullDate="2026-01-17T00:00:00Z">
                   <w:dateFormat w:val="MMMM d, yyyy"/>
                   <w:lid w:val="en-US"/>
                   <w:storeMappedDataAs w:val="dateTime"/>
                   <w:calendar w:val="gregorian"/>
                 </w:date>
               </w:sdtPr>
-              <w:sdtEndPr/>
               <w:sdtContent>
                 <w:r>
                   <w:rPr>
                     <w:rFonts w:ascii="Sitka Small" w:hAnsi="Sitka Small"/>
-                    <w:sz w:val="20"/>
+                    <w:sz w:val="22"/>
+                    <w:szCs w:val="18"/>
                   </w:rPr>
-                  <w:t>December 29, 2025</w:t>
+                  <w:t>January 17, 2026</w:t>
                 </w:r>
               </w:sdtContent>
             </w:sdt>
@@ -273,7 +377,8 @@
               <w:pStyle w:val="Right-alignedtext"/>
               <w:rPr>
                 <w:rFonts w:ascii="Sitka Small" w:hAnsi="Sitka Small"/>
-                <w:sz w:val="20"/>
+                <w:sz w:val="22"/>
+                <w:szCs w:val="18"/>
               </w:rPr>
             </w:pPr>
           </w:p>
@@ -287,7 +392,6 @@
           <w:tcPr>
             <w:tcW w:w="6464" w:type="dxa"/>
             <w:gridSpan w:val="3"/>
-            <w:shd w:val="clear" w:color="auto" w:fill="auto"/>
             <w:tcMar>
               <w:top w:w="0" w:type="dxa"/>
             </w:tcMar>
@@ -296,13 +400,15 @@
             <w:pPr>
               <w:rPr>
                 <w:rFonts w:ascii="Sitka Small" w:hAnsi="Sitka Small"/>
-                <w:sz w:val="20"/>
-              </w:rPr>
-            </w:pPr>
-            <w:r>
-              <w:rPr>
-                <w:rFonts w:ascii="Sitka Small" w:hAnsi="Sitka Small"/>
-                <w:sz w:val="20"/>
+                <w:sz w:val="22"/>
+                <w:szCs w:val="28"/>
+              </w:rPr>
+            </w:pPr>
+            <w:r>
+              <w:rPr>
+                <w:rFonts w:ascii="Sitka Small" w:hAnsi="Sitka Small"/>
+                <w:sz w:val="22"/>
+                <w:szCs w:val="28"/>
               </w:rPr>
               <w:t xml:space="preserve">To: </w:t>
             </w:r>
@@ -311,60 +417,24 @@
                 <w:rFonts w:ascii="Sitka Small" w:hAnsi="Sitka Small"/>
                 <w:b/>
                 <w:bCs/>
-                <w:sz w:val="20"/>
-              </w:rPr>
-              <w:t>The Southern Deck</w:t>
-            </w:r>
-            <w:r>
-              <w:rPr>
-                <w:rFonts w:ascii="Sitka Small" w:hAnsi="Sitka Small"/>
-                <w:b/>
-                <w:bCs/>
-                <w:sz w:val="20"/>
-              </w:rPr>
-              <w:t xml:space="preserve">, </w:t>
-            </w:r>
-            <w:proofErr w:type="spellStart"/>
-            <w:r>
-              <w:rPr>
-                <w:rFonts w:ascii="Sitka Small" w:hAnsi="Sitka Small"/>
-                <w:b/>
-                <w:bCs/>
-                <w:sz w:val="20"/>
-              </w:rPr>
-              <w:t>Benaulim</w:t>
-            </w:r>
-            <w:proofErr w:type="spellEnd"/>
-            <w:r>
-              <w:rPr>
-                <w:rFonts w:ascii="Sitka Small" w:hAnsi="Sitka Small"/>
-                <w:b/>
-                <w:bCs/>
-                <w:sz w:val="20"/>
-              </w:rPr>
-              <w:t xml:space="preserve">, </w:t>
-            </w:r>
-            <w:r>
-              <w:rPr>
-                <w:rFonts w:ascii="Sitka Small" w:hAnsi="Sitka Small"/>
-                <w:b/>
-                <w:bCs/>
-                <w:sz w:val="20"/>
-              </w:rPr>
-              <w:t>Goa</w:t>
+                <w:sz w:val="22"/>
+                <w:szCs w:val="28"/>
+              </w:rPr>
+              <w:t>Hospitality AQ Gastronomy Ventures (Tataki)</w:t>
             </w:r>
           </w:p>
         </w:tc>
         <w:tc>
           <w:tcPr>
             <w:tcW w:w="250" w:type="dxa"/>
-            <w:shd w:val="clear" w:color="auto" w:fill="auto"/>
           </w:tcPr>
           <w:p>
             <w:pPr>
               <w:pStyle w:val="Heading2"/>
               <w:rPr>
                 <w:rFonts w:ascii="Sitka Small" w:hAnsi="Sitka Small"/>
+                <w:sz w:val="18"/>
+                <w:szCs w:val="32"/>
               </w:rPr>
             </w:pPr>
           </w:p>
@@ -372,14 +442,14 @@
         <w:tc>
           <w:tcPr>
             <w:tcW w:w="2948" w:type="dxa"/>
-            <w:shd w:val="clear" w:color="auto" w:fill="auto"/>
           </w:tcPr>
           <w:p>
             <w:pPr>
               <w:pStyle w:val="Right-alignedtext"/>
               <w:rPr>
                 <w:rFonts w:ascii="Sitka Small" w:hAnsi="Sitka Small"/>
-                <w:sz w:val="20"/>
+                <w:sz w:val="22"/>
+                <w:szCs w:val="18"/>
               </w:rPr>
             </w:pPr>
           </w:p>
@@ -390,6 +460,8 @@
       <w:pPr>
         <w:rPr>
           <w:rFonts w:ascii="Sitka Small" w:hAnsi="Sitka Small"/>
+          <w:sz w:val="18"/>
+          <w:szCs w:val="28"/>
         </w:rPr>
       </w:pPr>
     </w:p>
@@ -431,7 +503,6 @@
               <w:bottom w:val="single" w:sz="4" w:space="0" w:color="A6A6A6" w:themeColor="background1" w:themeShade="A6"/>
               <w:right w:val="nil"/>
             </w:tcBorders>
-            <w:shd w:val="clear" w:color="auto" w:fill="auto"/>
             <w:vAlign w:val="center"/>
           </w:tcPr>
           <w:p>
@@ -439,15 +510,15 @@
               <w:pStyle w:val="Heading2"/>
               <w:rPr>
                 <w:rFonts w:ascii="Sitka Small" w:hAnsi="Sitka Small"/>
-                <w:sz w:val="20"/>
-                <w:szCs w:val="20"/>
-              </w:rPr>
-            </w:pPr>
-            <w:r>
-              <w:rPr>
-                <w:rFonts w:ascii="Sitka Small" w:hAnsi="Sitka Small"/>
-                <w:sz w:val="20"/>
-                <w:szCs w:val="20"/>
+                <w:sz w:val="22"/>
+                <w:szCs w:val="22"/>
+              </w:rPr>
+            </w:pPr>
+            <w:r>
+              <w:rPr>
+                <w:rFonts w:ascii="Sitka Small" w:hAnsi="Sitka Small"/>
+                <w:sz w:val="22"/>
+                <w:szCs w:val="22"/>
               </w:rPr>
               <w:t>Description</w:t>
             </w:r>
@@ -468,15 +539,15 @@
               <w:pStyle w:val="Heading2"/>
               <w:rPr>
                 <w:rFonts w:ascii="Sitka Small" w:hAnsi="Sitka Small"/>
-                <w:sz w:val="20"/>
-                <w:szCs w:val="20"/>
-              </w:rPr>
-            </w:pPr>
-            <w:r>
-              <w:rPr>
-                <w:rFonts w:ascii="Sitka Small" w:hAnsi="Sitka Small"/>
-                <w:sz w:val="20"/>
-                <w:szCs w:val="20"/>
+                <w:sz w:val="22"/>
+                <w:szCs w:val="22"/>
+              </w:rPr>
+            </w:pPr>
+            <w:r>
+              <w:rPr>
+                <w:rFonts w:ascii="Sitka Small" w:hAnsi="Sitka Small"/>
+                <w:sz w:val="22"/>
+                <w:szCs w:val="22"/>
               </w:rPr>
               <w:t>Total</w:t>
             </w:r>
@@ -497,7 +568,6 @@
               <w:bottom w:val="nil"/>
               <w:right w:val="single" w:sz="4" w:space="0" w:color="A6A6A6" w:themeColor="background1" w:themeShade="A6"/>
             </w:tcBorders>
-            <w:shd w:val="clear" w:color="auto" w:fill="auto"/>
             <w:vAlign w:val="center"/>
           </w:tcPr>
           <w:p>
@@ -505,8 +575,8 @@
               <w:rPr>
                 <w:rFonts w:ascii="Sitka Small" w:hAnsi="Sitka Small"/>
                 <w:i/>
-                <w:sz w:val="20"/>
-                <w:szCs w:val="20"/>
+                <w:sz w:val="22"/>
+                <w:szCs w:val="22"/>
               </w:rPr>
             </w:pPr>
           </w:p>
@@ -515,16 +585,16 @@
               <w:rPr>
                 <w:rFonts w:ascii="Sitka Small" w:hAnsi="Sitka Small"/>
                 <w:i/>
-                <w:sz w:val="20"/>
-                <w:szCs w:val="20"/>
+                <w:sz w:val="22"/>
+                <w:szCs w:val="22"/>
               </w:rPr>
             </w:pPr>
             <w:r>
               <w:rPr>
                 <w:rFonts w:ascii="Sitka Small" w:hAnsi="Sitka Small"/>
                 <w:i/>
-                <w:sz w:val="20"/>
-                <w:szCs w:val="20"/>
+                <w:sz w:val="22"/>
+                <w:szCs w:val="22"/>
               </w:rPr>
               <w:t>Lemongrass Acoustic Trio</w:t>
             </w:r>
@@ -534,8 +604,8 @@
               <w:rPr>
                 <w:rFonts w:ascii="Sitka Small" w:hAnsi="Sitka Small"/>
                 <w:i/>
-                <w:sz w:val="20"/>
-                <w:szCs w:val="20"/>
+                <w:sz w:val="22"/>
+                <w:szCs w:val="22"/>
               </w:rPr>
             </w:pPr>
           </w:p>
@@ -557,8 +627,8 @@
               <w:jc w:val="left"/>
               <w:rPr>
                 <w:rFonts w:ascii="Sitka Small" w:hAnsi="Sitka Small"/>
-                <w:sz w:val="20"/>
-                <w:szCs w:val="20"/>
+                <w:sz w:val="22"/>
+                <w:szCs w:val="22"/>
               </w:rPr>
             </w:pPr>
           </w:p>
@@ -577,65 +647,99 @@
               <w:left w:val="single" w:sz="4" w:space="0" w:color="A6A6A6" w:themeColor="background1" w:themeShade="A6"/>
               <w:right w:val="single" w:sz="4" w:space="0" w:color="A6A6A6" w:themeColor="background1" w:themeShade="A6"/>
             </w:tcBorders>
-            <w:shd w:val="clear" w:color="auto" w:fill="auto"/>
             <w:vAlign w:val="center"/>
           </w:tcPr>
           <w:p>
             <w:pPr>
               <w:rPr>
                 <w:rFonts w:ascii="Sitka Small" w:hAnsi="Sitka Small"/>
-                <w:sz w:val="20"/>
-                <w:szCs w:val="20"/>
-              </w:rPr>
-            </w:pPr>
-            <w:r>
-              <w:rPr>
-                <w:rFonts w:ascii="Sitka Small" w:hAnsi="Sitka Small"/>
-                <w:sz w:val="20"/>
-                <w:szCs w:val="20"/>
+                <w:sz w:val="22"/>
+                <w:szCs w:val="22"/>
+              </w:rPr>
+            </w:pPr>
+            <w:r>
+              <w:rPr>
+                <w:rFonts w:ascii="Sitka Small" w:hAnsi="Sitka Small"/>
+                <w:sz w:val="22"/>
+                <w:szCs w:val="22"/>
               </w:rPr>
               <w:t>Music performance</w:t>
             </w:r>
+            <w:r>
+              <w:rPr>
+                <w:rFonts w:ascii="Sitka Small" w:hAnsi="Sitka Small"/>
+                <w:sz w:val="22"/>
+                <w:szCs w:val="22"/>
+              </w:rPr>
+              <w:t xml:space="preserve"> at </w:t>
+            </w:r>
+            <w:proofErr w:type="spellStart"/>
+            <w:r>
+              <w:rPr>
+                <w:rFonts w:ascii="Sitka Small" w:hAnsi="Sitka Small"/>
+                <w:sz w:val="22"/>
+                <w:szCs w:val="22"/>
+              </w:rPr>
+              <w:t>Sabores</w:t>
+            </w:r>
+            <w:proofErr w:type="spellEnd"/>
+            <w:r>
+              <w:rPr>
+                <w:rFonts w:ascii="Sitka Small" w:hAnsi="Sitka Small"/>
+                <w:sz w:val="22"/>
+                <w:szCs w:val="22"/>
+              </w:rPr>
+              <w:t xml:space="preserve">, Grand Hyatt </w:t>
+            </w:r>
+            <w:proofErr w:type="spellStart"/>
+            <w:r>
+              <w:rPr>
+                <w:rFonts w:ascii="Sitka Small" w:hAnsi="Sitka Small"/>
+                <w:sz w:val="22"/>
+                <w:szCs w:val="22"/>
+              </w:rPr>
+              <w:t>Bambolim</w:t>
+            </w:r>
+            <w:proofErr w:type="spellEnd"/>
           </w:p>
           <w:sdt>
             <w:sdtPr>
               <w:rPr>
                 <w:rFonts w:ascii="Sitka Small" w:hAnsi="Sitka Small"/>
                 <w:iCs/>
-                <w:sz w:val="20"/>
-                <w:szCs w:val="20"/>
+                <w:sz w:val="22"/>
+                <w:szCs w:val="22"/>
               </w:rPr>
               <w:id w:val="-1851635989"/>
               <w:placeholder>
                 <w:docPart w:val="128E19FB3B4242368F84BF31DAFF7C77"/>
               </w:placeholder>
-              <w:date w:fullDate="2025-12-29T00:00:00Z">
+              <w:date w:fullDate="2026-01-17T00:00:00Z">
                 <w:dateFormat w:val="dddd, dd MMMM yyyy"/>
                 <w:lid w:val="en-GB"/>
                 <w:storeMappedDataAs w:val="dateTime"/>
                 <w:calendar w:val="gregorian"/>
               </w:date>
             </w:sdtPr>
-            <w:sdtEndPr/>
             <w:sdtContent>
               <w:p>
                 <w:pPr>
                   <w:rPr>
                     <w:rFonts w:ascii="Sitka Small" w:hAnsi="Sitka Small"/>
                     <w:iCs/>
-                    <w:sz w:val="20"/>
-                    <w:szCs w:val="20"/>
+                    <w:sz w:val="22"/>
+                    <w:szCs w:val="22"/>
                   </w:rPr>
                 </w:pPr>
                 <w:r>
                   <w:rPr>
                     <w:rFonts w:ascii="Sitka Small" w:hAnsi="Sitka Small"/>
                     <w:iCs/>
-                    <w:sz w:val="20"/>
-                    <w:szCs w:val="20"/>
+                    <w:sz w:val="22"/>
+                    <w:szCs w:val="22"/>
                     <w:lang w:val="en-GB"/>
                   </w:rPr>
-                  <w:t>Monday, 29 December 2025</w:t>
+                  <w:t>Saturday, 17 January 2026</w:t>
                 </w:r>
               </w:p>
             </w:sdtContent>
@@ -644,8 +748,8 @@
             <w:pPr>
               <w:rPr>
                 <w:rFonts w:ascii="Sitka Small" w:hAnsi="Sitka Small"/>
-                <w:sz w:val="20"/>
-                <w:szCs w:val="20"/>
+                <w:sz w:val="22"/>
+                <w:szCs w:val="22"/>
               </w:rPr>
             </w:pPr>
           </w:p>
@@ -665,8 +769,8 @@
               <w:pStyle w:val="Right-alignedtext"/>
               <w:rPr>
                 <w:rFonts w:ascii="Sitka Small" w:hAnsi="Sitka Small" w:cs="Arial"/>
-                <w:sz w:val="20"/>
-                <w:szCs w:val="20"/>
+                <w:sz w:val="22"/>
+                <w:szCs w:val="22"/>
               </w:rPr>
             </w:pPr>
           </w:p>
@@ -675,58 +779,42 @@
               <w:pStyle w:val="Right-alignedtext"/>
               <w:rPr>
                 <w:rFonts w:ascii="Sitka Small" w:hAnsi="Sitka Small" w:cs="Arial"/>
-                <w:sz w:val="20"/>
-                <w:szCs w:val="20"/>
+                <w:sz w:val="22"/>
+                <w:szCs w:val="22"/>
               </w:rPr>
             </w:pPr>
             <w:r>
               <w:rPr>
                 <w:rFonts w:ascii="Times New Roman" w:hAnsi="Times New Roman"/>
-                <w:sz w:val="20"/>
-                <w:szCs w:val="20"/>
-              </w:rPr>
-              <w:t>₹</w:t>
-            </w:r>
-            <w:r>
-              <w:rPr>
-                <w:rFonts w:ascii="Times New Roman" w:hAnsi="Times New Roman"/>
-                <w:sz w:val="20"/>
-                <w:szCs w:val="20"/>
-              </w:rPr>
-              <w:t xml:space="preserve"> </w:t>
+                <w:sz w:val="22"/>
+                <w:szCs w:val="22"/>
+              </w:rPr>
+              <w:t xml:space="preserve">₹ </w:t>
             </w:r>
             <w:r>
               <w:rPr>
                 <w:rFonts w:ascii="Sitka Small" w:hAnsi="Sitka Small" w:cs="Arial"/>
-                <w:sz w:val="20"/>
-                <w:szCs w:val="20"/>
-              </w:rPr>
-              <w:t>15</w:t>
+                <w:sz w:val="22"/>
+                <w:szCs w:val="22"/>
+              </w:rPr>
+              <w:t>7000</w:t>
             </w:r>
             <w:r>
               <w:rPr>
                 <w:rFonts w:ascii="Sitka Small" w:hAnsi="Sitka Small" w:cs="Arial"/>
-                <w:sz w:val="20"/>
-                <w:szCs w:val="20"/>
-              </w:rPr>
-              <w:t>,000</w:t>
-            </w:r>
-            <w:r>
+                <w:sz w:val="22"/>
+                <w:szCs w:val="22"/>
+              </w:rPr>
+              <w:t>/-</w:t>
+            </w:r>
+          </w:p>
+          <w:p>
+            <w:pPr>
+              <w:pStyle w:val="Right-alignedtext"/>
               <w:rPr>
                 <w:rFonts w:ascii="Sitka Small" w:hAnsi="Sitka Small" w:cs="Arial"/>
-                <w:sz w:val="20"/>
-                <w:szCs w:val="20"/>
-              </w:rPr>
-              <w:t>/-</w:t>
-            </w:r>
-          </w:p>
-          <w:p>
-            <w:pPr>
-              <w:pStyle w:val="Right-alignedtext"/>
-              <w:rPr>
-                <w:rFonts w:ascii="Sitka Small" w:hAnsi="Sitka Small" w:cs="Arial"/>
-                <w:sz w:val="20"/>
-                <w:szCs w:val="20"/>
+                <w:sz w:val="22"/>
+                <w:szCs w:val="22"/>
               </w:rPr>
             </w:pPr>
           </w:p>
@@ -752,15 +840,15 @@
               <w:pStyle w:val="Right-alignedtext"/>
               <w:rPr>
                 <w:rFonts w:ascii="Sitka Small" w:hAnsi="Sitka Small"/>
-                <w:sz w:val="20"/>
-                <w:szCs w:val="20"/>
-              </w:rPr>
-            </w:pPr>
-            <w:r>
-              <w:rPr>
-                <w:rFonts w:ascii="Sitka Small" w:hAnsi="Sitka Small"/>
-                <w:sz w:val="20"/>
-                <w:szCs w:val="20"/>
+                <w:sz w:val="22"/>
+                <w:szCs w:val="22"/>
+              </w:rPr>
+            </w:pPr>
+            <w:r>
+              <w:rPr>
+                <w:rFonts w:ascii="Sitka Small" w:hAnsi="Sitka Small"/>
+                <w:sz w:val="22"/>
+                <w:szCs w:val="22"/>
               </w:rPr>
               <w:t>Subtotal</w:t>
             </w:r>
@@ -782,47 +870,39 @@
               <w:pStyle w:val="Right-alignedtext"/>
               <w:rPr>
                 <w:rFonts w:ascii="Sitka Small" w:hAnsi="Sitka Small"/>
-                <w:sz w:val="20"/>
-                <w:szCs w:val="20"/>
+                <w:sz w:val="22"/>
+                <w:szCs w:val="22"/>
               </w:rPr>
             </w:pPr>
             <w:r>
               <w:rPr>
                 <w:rFonts w:ascii="Times New Roman" w:hAnsi="Times New Roman"/>
-                <w:sz w:val="20"/>
-                <w:szCs w:val="20"/>
+                <w:sz w:val="22"/>
+                <w:szCs w:val="22"/>
               </w:rPr>
               <w:t>₹</w:t>
             </w:r>
             <w:r>
               <w:rPr>
                 <w:rFonts w:ascii="Sitka Small" w:hAnsi="Sitka Small" w:cs="Arial"/>
-                <w:sz w:val="20"/>
-                <w:szCs w:val="20"/>
+                <w:sz w:val="22"/>
+                <w:szCs w:val="22"/>
               </w:rPr>
               <w:t xml:space="preserve"> </w:t>
             </w:r>
             <w:r>
               <w:rPr>
                 <w:rFonts w:ascii="Sitka Small" w:hAnsi="Sitka Small"/>
-                <w:sz w:val="20"/>
-                <w:szCs w:val="20"/>
-              </w:rPr>
-              <w:t>15</w:t>
-            </w:r>
-            <w:r>
-              <w:rPr>
-                <w:rFonts w:ascii="Sitka Small" w:hAnsi="Sitka Small"/>
-                <w:sz w:val="20"/>
-                <w:szCs w:val="20"/>
-              </w:rPr>
-              <w:t>,000</w:t>
-            </w:r>
-            <w:r>
-              <w:rPr>
-                <w:rFonts w:ascii="Sitka Small" w:hAnsi="Sitka Small"/>
-                <w:sz w:val="20"/>
-                <w:szCs w:val="20"/>
+                <w:sz w:val="22"/>
+                <w:szCs w:val="22"/>
+              </w:rPr>
+              <w:t>7000</w:t>
+            </w:r>
+            <w:r>
+              <w:rPr>
+                <w:rFonts w:ascii="Sitka Small" w:hAnsi="Sitka Small"/>
+                <w:sz w:val="22"/>
+                <w:szCs w:val="22"/>
               </w:rPr>
               <w:t>/-</w:t>
             </w:r>
@@ -849,15 +929,15 @@
               <w:pStyle w:val="Right-alignedtext"/>
               <w:rPr>
                 <w:rFonts w:ascii="Sitka Small" w:hAnsi="Sitka Small"/>
-                <w:sz w:val="20"/>
-                <w:szCs w:val="20"/>
-              </w:rPr>
-            </w:pPr>
-            <w:r>
-              <w:rPr>
-                <w:rFonts w:ascii="Sitka Small" w:hAnsi="Sitka Small"/>
-                <w:sz w:val="20"/>
-                <w:szCs w:val="20"/>
+                <w:sz w:val="22"/>
+                <w:szCs w:val="22"/>
+              </w:rPr>
+            </w:pPr>
+            <w:r>
+              <w:rPr>
+                <w:rFonts w:ascii="Sitka Small" w:hAnsi="Sitka Small"/>
+                <w:sz w:val="22"/>
+                <w:szCs w:val="22"/>
               </w:rPr>
               <w:t>Amount Payable (in words below)</w:t>
             </w:r>
@@ -880,16 +960,16 @@
               <w:rPr>
                 <w:rFonts w:ascii="Sitka Small" w:hAnsi="Sitka Small"/>
                 <w:b/>
-                <w:sz w:val="20"/>
-                <w:szCs w:val="20"/>
+                <w:sz w:val="22"/>
+                <w:szCs w:val="22"/>
               </w:rPr>
             </w:pPr>
             <w:r>
               <w:rPr>
                 <w:rFonts w:ascii="Times New Roman" w:hAnsi="Times New Roman"/>
                 <w:b/>
-                <w:sz w:val="20"/>
-                <w:szCs w:val="20"/>
+                <w:sz w:val="22"/>
+                <w:szCs w:val="22"/>
               </w:rPr>
               <w:t>₹</w:t>
             </w:r>
@@ -897,8 +977,8 @@
               <w:rPr>
                 <w:rFonts w:ascii="Sitka Small" w:hAnsi="Sitka Small" w:cs="Arial"/>
                 <w:b/>
-                <w:sz w:val="20"/>
-                <w:szCs w:val="20"/>
+                <w:sz w:val="22"/>
+                <w:szCs w:val="22"/>
               </w:rPr>
               <w:t xml:space="preserve"> </w:t>
             </w:r>
@@ -906,26 +986,17 @@
               <w:rPr>
                 <w:rFonts w:ascii="Sitka Small" w:hAnsi="Sitka Small" w:cs="Arial"/>
                 <w:b/>
-                <w:sz w:val="20"/>
-                <w:szCs w:val="20"/>
-              </w:rPr>
-              <w:t>15</w:t>
-            </w:r>
-            <w:r>
-              <w:rPr>
-                <w:rFonts w:ascii="Sitka Small" w:hAnsi="Sitka Small" w:cs="Arial"/>
+                <w:sz w:val="22"/>
+                <w:szCs w:val="22"/>
+              </w:rPr>
+              <w:t>7000</w:t>
+            </w:r>
+            <w:r>
+              <w:rPr>
+                <w:rFonts w:ascii="Sitka Small" w:hAnsi="Sitka Small"/>
                 <w:b/>
-                <w:sz w:val="20"/>
-                <w:szCs w:val="20"/>
-              </w:rPr>
-              <w:t>,000</w:t>
-            </w:r>
-            <w:r>
-              <w:rPr>
-                <w:rFonts w:ascii="Sitka Small" w:hAnsi="Sitka Small"/>
-                <w:b/>
-                <w:sz w:val="20"/>
-                <w:szCs w:val="20"/>
+                <w:sz w:val="22"/>
+                <w:szCs w:val="22"/>
               </w:rPr>
               <w:t>/-</w:t>
             </w:r>
@@ -955,16 +1026,16 @@
               <w:rPr>
                 <w:rFonts w:ascii="Sitka Small" w:hAnsi="Sitka Small"/>
                 <w:b/>
-                <w:sz w:val="20"/>
-                <w:szCs w:val="20"/>
+                <w:sz w:val="22"/>
+                <w:szCs w:val="22"/>
               </w:rPr>
             </w:pPr>
             <w:r>
               <w:rPr>
                 <w:rFonts w:ascii="Sitka Small" w:hAnsi="Sitka Small"/>
                 <w:b/>
-                <w:sz w:val="20"/>
-                <w:szCs w:val="20"/>
+                <w:sz w:val="22"/>
+                <w:szCs w:val="22"/>
               </w:rPr>
               <w:t xml:space="preserve">Rupees </w:t>
             </w:r>
@@ -972,17 +1043,17 @@
               <w:rPr>
                 <w:rFonts w:ascii="Sitka Small" w:hAnsi="Sitka Small"/>
                 <w:b/>
-                <w:sz w:val="20"/>
-                <w:szCs w:val="20"/>
-              </w:rPr>
-              <w:t>Fifteen</w:t>
+                <w:sz w:val="22"/>
+                <w:szCs w:val="22"/>
+              </w:rPr>
+              <w:t>Seven</w:t>
             </w:r>
             <w:r>
               <w:rPr>
                 <w:rFonts w:ascii="Sitka Small" w:hAnsi="Sitka Small"/>
                 <w:b/>
-                <w:sz w:val="20"/>
-                <w:szCs w:val="20"/>
+                <w:sz w:val="22"/>
+                <w:szCs w:val="22"/>
               </w:rPr>
               <w:t xml:space="preserve"> thousand</w:t>
             </w:r>
@@ -990,8 +1061,8 @@
               <w:rPr>
                 <w:rFonts w:ascii="Sitka Small" w:hAnsi="Sitka Small"/>
                 <w:b/>
-                <w:sz w:val="20"/>
-                <w:szCs w:val="20"/>
+                <w:sz w:val="22"/>
+                <w:szCs w:val="22"/>
               </w:rPr>
               <w:t xml:space="preserve"> </w:t>
             </w:r>
@@ -999,8 +1070,8 @@
               <w:rPr>
                 <w:rFonts w:ascii="Sitka Small" w:hAnsi="Sitka Small"/>
                 <w:b/>
-                <w:sz w:val="20"/>
-                <w:szCs w:val="20"/>
+                <w:sz w:val="22"/>
+                <w:szCs w:val="22"/>
               </w:rPr>
               <w:t>only</w:t>
             </w:r>
@@ -1011,6 +1082,10 @@
     <w:p>
       <w:pPr>
         <w:pStyle w:val="Thankyou"/>
+        <w:rPr>
+          <w:sz w:val="22"/>
+          <w:szCs w:val="28"/>
+        </w:rPr>
       </w:pPr>
     </w:p>
     <w:p>
@@ -1018,16 +1093,16 @@
         <w:pStyle w:val="Thankyou"/>
         <w:rPr>
           <w:b/>
+          <w:sz w:val="22"/>
+          <w:szCs w:val="28"/>
         </w:rPr>
       </w:pPr>
       <w:r>
-        <w:t>Pa</w:t>
-      </w:r>
-      <w:r>
-        <w:t>yabl</w:t>
-      </w:r>
-      <w:r>
-        <w:t>e to:</w:t>
+        <w:rPr>
+          <w:sz w:val="22"/>
+          <w:szCs w:val="28"/>
+        </w:rPr>
+        <w:t>Payable to:</w:t>
       </w:r>
     </w:p>
     <w:p>
@@ -1036,12 +1111,16 @@
         <w:rPr>
           <w:b/>
           <w:bCs w:val="0"/>
+          <w:sz w:val="22"/>
+          <w:szCs w:val="28"/>
         </w:rPr>
       </w:pPr>
       <w:r>
         <w:rPr>
           <w:b/>
           <w:bCs w:val="0"/>
+          <w:sz w:val="22"/>
+          <w:szCs w:val="28"/>
         </w:rPr>
         <w:t>Anand Richard Lobo</w:t>
       </w:r>
@@ -1049,24 +1128,40 @@
     <w:p>
       <w:pPr>
         <w:pStyle w:val="Thankyou"/>
+        <w:rPr>
+          <w:sz w:val="22"/>
+          <w:szCs w:val="28"/>
+        </w:rPr>
       </w:pPr>
       <w:r>
         <w:rPr>
+          <w:sz w:val="22"/>
+          <w:szCs w:val="28"/>
           <w:u w:val="single"/>
         </w:rPr>
         <w:t>PAN:</w:t>
       </w:r>
       <w:r>
+        <w:rPr>
+          <w:sz w:val="22"/>
+          <w:szCs w:val="28"/>
+        </w:rPr>
         <w:t xml:space="preserve"> </w:t>
       </w:r>
       <w:r>
         <w:rPr>
           <w:b/>
           <w:bCs w:val="0"/>
+          <w:sz w:val="22"/>
+          <w:szCs w:val="28"/>
         </w:rPr>
         <w:t>AKFPL2368F</w:t>
       </w:r>
       <w:r>
+        <w:rPr>
+          <w:sz w:val="22"/>
+          <w:szCs w:val="28"/>
+        </w:rPr>
         <w:tab/>
       </w:r>
     </w:p>
@@ -1075,21 +1170,31 @@
         <w:pStyle w:val="Thankyou"/>
         <w:rPr>
           <w:b/>
+          <w:sz w:val="22"/>
+          <w:szCs w:val="28"/>
         </w:rPr>
       </w:pPr>
       <w:r>
         <w:rPr>
+          <w:sz w:val="22"/>
+          <w:szCs w:val="28"/>
           <w:u w:val="single"/>
         </w:rPr>
         <w:t>IFSC:</w:t>
       </w:r>
       <w:r>
+        <w:rPr>
+          <w:sz w:val="22"/>
+          <w:szCs w:val="28"/>
+        </w:rPr>
         <w:t xml:space="preserve"> </w:t>
       </w:r>
       <w:r>
         <w:rPr>
           <w:b/>
           <w:bCs w:val="0"/>
+          <w:sz w:val="22"/>
+          <w:szCs w:val="28"/>
         </w:rPr>
         <w:t>UBIN 0532509</w:t>
       </w:r>
@@ -1099,21 +1204,31 @@
         <w:pStyle w:val="Thankyou"/>
         <w:rPr>
           <w:b/>
+          <w:sz w:val="22"/>
+          <w:szCs w:val="28"/>
         </w:rPr>
       </w:pPr>
       <w:r>
         <w:rPr>
+          <w:sz w:val="22"/>
+          <w:szCs w:val="28"/>
           <w:u w:val="single"/>
         </w:rPr>
         <w:t>Account #:</w:t>
       </w:r>
       <w:r>
+        <w:rPr>
+          <w:sz w:val="22"/>
+          <w:szCs w:val="28"/>
+        </w:rPr>
         <w:t xml:space="preserve"> </w:t>
       </w:r>
       <w:r>
         <w:rPr>
           <w:b/>
           <w:bCs w:val="0"/>
+          <w:sz w:val="22"/>
+          <w:szCs w:val="28"/>
         </w:rPr>
         <w:t>52010 10269 01605</w:t>
       </w:r>
@@ -1123,24 +1238,44 @@
         <w:pStyle w:val="Thankyou"/>
         <w:rPr>
           <w:b/>
+          <w:sz w:val="22"/>
+          <w:szCs w:val="28"/>
         </w:rPr>
       </w:pPr>
       <w:r>
+        <w:rPr>
+          <w:sz w:val="22"/>
+          <w:szCs w:val="28"/>
+        </w:rPr>
         <w:t xml:space="preserve">      </w:t>
       </w:r>
       <w:r>
+        <w:rPr>
+          <w:sz w:val="22"/>
+          <w:szCs w:val="28"/>
+        </w:rPr>
         <w:t xml:space="preserve">    </w:t>
       </w:r>
       <w:r>
+        <w:rPr>
+          <w:sz w:val="22"/>
+          <w:szCs w:val="28"/>
+        </w:rPr>
         <w:t xml:space="preserve">  </w:t>
       </w:r>
       <w:r>
         <w:rPr>
+          <w:sz w:val="22"/>
+          <w:szCs w:val="28"/>
           <w:u w:val="single"/>
         </w:rPr>
         <w:t>UPI:</w:t>
       </w:r>
       <w:r>
+        <w:rPr>
+          <w:sz w:val="22"/>
+          <w:szCs w:val="28"/>
+        </w:rPr>
         <w:t xml:space="preserve"> </w:t>
       </w:r>
       <w:proofErr w:type="spellStart"/>
@@ -1148,29 +1283,38 @@
         <w:rPr>
           <w:b/>
           <w:bCs w:val="0"/>
-        </w:rPr>
-        <w:t>anandrlobo@okaxis</w:t>
+          <w:sz w:val="22"/>
+          <w:szCs w:val="28"/>
+        </w:rPr>
+        <w:t>anandrlobo@ok</w:t>
+      </w:r>
+      <w:r>
+        <w:rPr>
+          <w:b/>
+          <w:bCs w:val="0"/>
+          <w:sz w:val="22"/>
+          <w:szCs w:val="28"/>
+        </w:rPr>
+        <w:t>sbi</w:t>
       </w:r>
       <w:proofErr w:type="spellEnd"/>
     </w:p>
     <w:p>
       <w:pPr>
         <w:pStyle w:val="Thankyou"/>
-      </w:pPr>
-      <w:bookmarkStart w:id="0" w:name="_GoBack"/>
-      <w:r>
-        <w:t>Payment to be processed within one week of receipt.</w:t>
-      </w:r>
-      <w:bookmarkEnd w:id="0"/>
-    </w:p>
-    <w:p>
-      <w:pPr>
-        <w:pStyle w:val="Thankyou"/>
+        <w:rPr>
+          <w:sz w:val="22"/>
+          <w:szCs w:val="28"/>
+        </w:rPr>
       </w:pPr>
     </w:p>
     <w:p>
       <w:pPr>
         <w:pStyle w:val="Thankyou"/>
+        <w:rPr>
+          <w:sz w:val="22"/>
+          <w:szCs w:val="28"/>
+        </w:rPr>
       </w:pPr>
     </w:p>
     <w:p>
@@ -1178,14 +1322,16 @@
         <w:jc w:val="right"/>
         <w:rPr>
           <w:rFonts w:ascii="Sitka Small" w:hAnsi="Sitka Small"/>
-          <w:sz w:val="22"/>
+          <w:sz w:val="24"/>
+          <w:szCs w:val="28"/>
         </w:rPr>
       </w:pPr>
       <w:r>
         <w:rPr>
           <w:rFonts w:ascii="Sitka Small" w:hAnsi="Sitka Small"/>
           <w:noProof/>
-          <w:sz w:val="22"/>
+          <w:sz w:val="24"/>
+          <w:szCs w:val="28"/>
         </w:rPr>
         <w:drawing>
           <wp:anchor distT="0" distB="0" distL="114300" distR="114300" simplePos="0" relativeHeight="251658240" behindDoc="0" locked="0" layoutInCell="1" allowOverlap="1" wp14:anchorId="76C525EA" wp14:editId="19076826">
@@ -1237,7 +1383,8 @@
         <w:jc w:val="right"/>
         <w:rPr>
           <w:rFonts w:ascii="Sitka Small" w:hAnsi="Sitka Small"/>
-          <w:sz w:val="22"/>
+          <w:sz w:val="24"/>
+          <w:szCs w:val="28"/>
         </w:rPr>
       </w:pPr>
     </w:p>
@@ -1246,20 +1393,31 @@
         <w:jc w:val="right"/>
         <w:rPr>
           <w:rFonts w:ascii="Sitka Small" w:hAnsi="Sitka Small"/>
-          <w:sz w:val="22"/>
+          <w:sz w:val="24"/>
+          <w:szCs w:val="28"/>
         </w:rPr>
       </w:pPr>
       <w:r>
         <w:rPr>
           <w:rFonts w:ascii="Sitka Small" w:hAnsi="Sitka Small"/>
-          <w:sz w:val="22"/>
+          <w:sz w:val="24"/>
+          <w:szCs w:val="28"/>
+        </w:rPr>
+        <w:t xml:space="preserve">      </w:t>
+      </w:r>
+      <w:r>
+        <w:rPr>
+          <w:rFonts w:ascii="Sitka Small" w:hAnsi="Sitka Small"/>
+          <w:sz w:val="24"/>
+          <w:szCs w:val="28"/>
         </w:rPr>
         <w:t>________________</w:t>
       </w:r>
       <w:r>
         <w:rPr>
           <w:rFonts w:ascii="Sitka Small" w:hAnsi="Sitka Small"/>
-          <w:sz w:val="22"/>
+          <w:sz w:val="24"/>
+          <w:szCs w:val="28"/>
         </w:rPr>
         <w:tab/>
         <w:t xml:space="preserve">  </w:t>
@@ -1270,20 +1428,23 @@
         <w:jc w:val="right"/>
         <w:rPr>
           <w:rFonts w:ascii="Sitka Small" w:hAnsi="Sitka Small"/>
-          <w:sz w:val="22"/>
+          <w:sz w:val="24"/>
+          <w:szCs w:val="28"/>
         </w:rPr>
       </w:pPr>
       <w:r>
         <w:rPr>
           <w:rFonts w:ascii="Sitka Small" w:hAnsi="Sitka Small"/>
-          <w:sz w:val="22"/>
+          <w:sz w:val="24"/>
+          <w:szCs w:val="28"/>
         </w:rPr>
         <w:t xml:space="preserve">   (Anand Lobo)</w:t>
       </w:r>
       <w:r>
         <w:rPr>
           <w:rFonts w:ascii="Sitka Small" w:hAnsi="Sitka Small"/>
-          <w:sz w:val="22"/>
+          <w:sz w:val="24"/>
+          <w:szCs w:val="28"/>
         </w:rPr>
         <w:tab/>
       </w:r>
@@ -1299,7 +1460,7 @@
 </file>
 
 <file path=word/numbering.xml><?xml version="1.0" encoding="utf-8"?>
-<w:numbering xmlns:wpc="http://schemas.microsoft.com/office/word/2010/wordprocessingCanvas" xmlns:cx="http://schemas.microsoft.com/office/drawing/2014/chartex" xmlns:cx1="http://schemas.microsoft.com/office/drawing/2015/9/8/chartex" xmlns:cx2="http://schemas.microsoft.com/office/drawing/2015/10/21/chartex" xmlns:cx3="http://schemas.microsoft.com/office/drawing/2016/5/9/chartex" xmlns:cx4="http://schemas.microsoft.com/office/drawing/2016/5/10/chartex" xmlns:cx5="http://schemas.microsoft.com/office/drawing/2016/5/11/chartex" xmlns:cx6="http://schemas.microsoft.com/office/drawing/2016/5/12/chartex" xmlns:cx7="http://schemas.microsoft.com/office/drawing/2016/5/13/chartex" xmlns:cx8="http://schemas.microsoft.com/office/drawing/2016/5/14/chartex" xmlns:mc="http://schemas.openxmlformats.org/markup-compatibility/2006" xmlns:aink="http://schemas.microsoft.com/office/drawing/2016/ink" xmlns:am3d="http://schemas.microsoft.com/office/drawing/2017/model3d" xmlns:o="urn:schemas-microsoft-com:office:office" xmlns:r="http://schemas.openxmlformats.org/officeDocument/2006/relationships" xmlns:m="http://schemas.openxmlformats.org/officeDocument/2006/math" xmlns:v="urn:schemas-microsoft-com:vml" xmlns:wp14="http://schemas.microsoft.com/office/word/2010/wordprocessingDrawing" xmlns:wp="http://schemas.openxmlformats.org/drawingml/2006/wordprocessingDrawing" xmlns:w10="urn:schemas-microsoft-com:office:word" xmlns:w="http://schemas.openxmlformats.org/wordprocessingml/2006/main" xmlns:w14="http://schemas.microsoft.com/office/word/2010/wordml" xmlns:w15="http://schemas.microsoft.com/office/word/2012/wordml" xmlns:w16cid="http://schemas.microsoft.com/office/word/2016/wordml/cid" xmlns:w16se="http://schemas.microsoft.com/office/word/2015/wordml/symex" xmlns:wpg="http://schemas.microsoft.com/office/word/2010/wordprocessingGroup" xmlns:wpi="http://schemas.microsoft.com/office/word/2010/wordprocessingInk" xmlns:wne="http://schemas.microsoft.com/office/word/2006/wordml" xmlns:wps="http://schemas.microsoft.com/office/word/2010/wordprocessingShape" mc:Ignorable="w14 w15 w16se w16cid wp14">
+<w:numbering xmlns:wpc="http://schemas.microsoft.com/office/word/2010/wordprocessingCanvas" xmlns:cx="http://schemas.microsoft.com/office/drawing/2014/chartex" xmlns:cx1="http://schemas.microsoft.com/office/drawing/2015/9/8/chartex" xmlns:cx2="http://schemas.microsoft.com/office/drawing/2015/10/21/chartex" xmlns:cx3="http://schemas.microsoft.com/office/drawing/2016/5/9/chartex" xmlns:cx4="http://schemas.microsoft.com/office/drawing/2016/5/10/chartex" xmlns:cx5="http://schemas.microsoft.com/office/drawing/2016/5/11/chartex" xmlns:cx6="http://schemas.microsoft.com/office/drawing/2016/5/12/chartex" xmlns:cx7="http://schemas.microsoft.com/office/drawing/2016/5/13/chartex" xmlns:cx8="http://schemas.microsoft.com/office/drawing/2016/5/14/chartex" xmlns:mc="http://schemas.openxmlformats.org/markup-compatibility/2006" xmlns:aink="http://schemas.microsoft.com/office/drawing/2016/ink" xmlns:am3d="http://schemas.microsoft.com/office/drawing/2017/model3d" xmlns:o="urn:schemas-microsoft-com:office:office" xmlns:oel="http://schemas.microsoft.com/office/2019/extlst" xmlns:r="http://schemas.openxmlformats.org/officeDocument/2006/relationships" xmlns:m="http://schemas.openxmlformats.org/officeDocument/2006/math" xmlns:v="urn:schemas-microsoft-com:vml" xmlns:wp14="http://schemas.microsoft.com/office/word/2010/wordprocessingDrawing" xmlns:wp="http://schemas.openxmlformats.org/drawingml/2006/wordprocessingDrawing" xmlns:w10="urn:schemas-microsoft-com:office:word" xmlns:w="http://schemas.openxmlformats.org/wordprocessingml/2006/main" xmlns:w14="http://schemas.microsoft.com/office/word/2010/wordml" xmlns:w15="http://schemas.microsoft.com/office/word/2012/wordml" xmlns:w16cex="http://schemas.microsoft.com/office/word/2018/wordml/cex" xmlns:w16cid="http://schemas.microsoft.com/office/word/2016/wordml/cid" xmlns:w16="http://schemas.microsoft.com/office/word/2018/wordml" xmlns:w16du="http://schemas.microsoft.com/office/word/2023/wordml/word16du" xmlns:w16sdtdh="http://schemas.microsoft.com/office/word/2020/wordml/sdtdatahash" xmlns:w16sdtfl="http://schemas.microsoft.com/office/word/2024/wordml/sdtformatlock" xmlns:w16se="http://schemas.microsoft.com/office/word/2015/wordml/symex" xmlns:wpg="http://schemas.microsoft.com/office/word/2010/wordprocessingGroup" xmlns:wpi="http://schemas.microsoft.com/office/word/2010/wordprocessingInk" xmlns:wne="http://schemas.microsoft.com/office/word/2006/wordml" xmlns:wps="http://schemas.microsoft.com/office/word/2010/wordprocessingShape" mc:Ignorable="w14 w15 w16se w16cid w16 w16cex w16sdtdh w16sdtfl w16du wp14">
   <w:abstractNum w:abstractNumId="0" w15:restartNumberingAfterBreak="0">
     <w:nsid w:val="033F23FB"/>
     <w:multiLevelType w:val="hybridMultilevel"/>
@@ -1525,17 +1686,17 @@
       </w:rPr>
     </w:lvl>
   </w:abstractNum>
-  <w:num w:numId="1">
+  <w:num w:numId="1" w16cid:durableId="1264000060">
     <w:abstractNumId w:val="1"/>
   </w:num>
-  <w:num w:numId="2">
+  <w:num w:numId="2" w16cid:durableId="745341366">
     <w:abstractNumId w:val="0"/>
   </w:num>
 </w:numbering>
 </file>
 
 <file path=word/styles.xml><?xml version="1.0" encoding="utf-8"?>
-<w:styles xmlns:mc="http://schemas.openxmlformats.org/markup-compatibility/2006" xmlns:r="http://schemas.openxmlformats.org/officeDocument/2006/relationships" xmlns:w="http://schemas.openxmlformats.org/wordprocessingml/2006/main" xmlns:w14="http://schemas.microsoft.com/office/word/2010/wordml" xmlns:w15="http://schemas.microsoft.com/office/word/2012/wordml" xmlns:w16cid="http://schemas.microsoft.com/office/word/2016/wordml/cid" xmlns:w16se="http://schemas.microsoft.com/office/word/2015/wordml/symex" mc:Ignorable="w14 w15 w16se w16cid">
+<w:styles xmlns:mc="http://schemas.openxmlformats.org/markup-compatibility/2006" xmlns:r="http://schemas.openxmlformats.org/officeDocument/2006/relationships" xmlns:w="http://schemas.openxmlformats.org/wordprocessingml/2006/main" xmlns:w14="http://schemas.microsoft.com/office/word/2010/wordml" xmlns:w15="http://schemas.microsoft.com/office/word/2012/wordml" xmlns:w16cex="http://schemas.microsoft.com/office/word/2018/wordml/cex" xmlns:w16cid="http://schemas.microsoft.com/office/word/2016/wordml/cid" xmlns:w16="http://schemas.microsoft.com/office/word/2018/wordml" xmlns:w16du="http://schemas.microsoft.com/office/word/2023/wordml/word16du" xmlns:w16sdtdh="http://schemas.microsoft.com/office/word/2020/wordml/sdtdatahash" xmlns:w16sdtfl="http://schemas.microsoft.com/office/word/2024/wordml/sdtformatlock" xmlns:w16se="http://schemas.microsoft.com/office/word/2015/wordml/symex" mc:Ignorable="w14 w15 w16se w16cid w16 w16cex w16sdtdh w16sdtfl w16du">
   <w:docDefaults>
     <w:rPrDefault>
       <w:rPr>
@@ -1545,7 +1706,7 @@
     </w:rPrDefault>
     <w:pPrDefault/>
   </w:docDefaults>
-  <w:latentStyles w:defLockedState="0" w:defUIPriority="0" w:defSemiHidden="0" w:defUnhideWhenUsed="0" w:defQFormat="0" w:count="375">
+  <w:latentStyles w:defLockedState="0" w:defUIPriority="0" w:defSemiHidden="0" w:defUnhideWhenUsed="0" w:defQFormat="0" w:count="376">
     <w:lsdException w:name="Normal" w:qFormat="1"/>
     <w:lsdException w:name="heading 1" w:qFormat="1"/>
     <w:lsdException w:name="heading 2" w:semiHidden="1" w:unhideWhenUsed="1" w:qFormat="1"/>
@@ -1919,6 +2080,7 @@
     <w:lsdException w:name="Smart Hyperlink" w:semiHidden="1" w:uiPriority="99" w:unhideWhenUsed="1"/>
     <w:lsdException w:name="Hashtag" w:semiHidden="1" w:uiPriority="99" w:unhideWhenUsed="1"/>
     <w:lsdException w:name="Unresolved Mention" w:semiHidden="1" w:uiPriority="99" w:unhideWhenUsed="1"/>
+    <w:lsdException w:name="Smart Link" w:semiHidden="1" w:uiPriority="99" w:unhideWhenUsed="1"/>
   </w:latentStyles>
   <w:style w:type="paragraph" w:default="1" w:styleId="Normal">
     <w:name w:val="Normal"/>
@@ -2129,7 +2291,7 @@
 </file>
 
 <file path=word/glossary/document.xml><?xml version="1.0" encoding="utf-8"?>
-<w:glossaryDocument xmlns:wpc="http://schemas.microsoft.com/office/word/2010/wordprocessingCanvas" xmlns:cx="http://schemas.microsoft.com/office/drawing/2014/chartex" xmlns:cx1="http://schemas.microsoft.com/office/drawing/2015/9/8/chartex" xmlns:cx2="http://schemas.microsoft.com/office/drawing/2015/10/21/chartex" xmlns:cx3="http://schemas.microsoft.com/office/drawing/2016/5/9/chartex" xmlns:cx4="http://schemas.microsoft.com/office/drawing/2016/5/10/chartex" xmlns:cx5="http://schemas.microsoft.com/office/drawing/2016/5/11/chartex" xmlns:cx6="http://schemas.microsoft.com/office/drawing/2016/5/12/chartex" xmlns:cx7="http://schemas.microsoft.com/office/drawing/2016/5/13/chartex" xmlns:cx8="http://schemas.microsoft.com/office/drawing/2016/5/14/chartex" xmlns:mc="http://schemas.openxmlformats.org/markup-compatibility/2006" xmlns:aink="http://schemas.microsoft.com/office/drawing/2016/ink" xmlns:am3d="http://schemas.microsoft.com/office/drawing/2017/model3d" xmlns:o="urn:schemas-microsoft-com:office:office" xmlns:r="http://schemas.openxmlformats.org/officeDocument/2006/relationships" xmlns:m="http://schemas.openxmlformats.org/officeDocument/2006/math" xmlns:v="urn:schemas-microsoft-com:vml" xmlns:wp14="http://schemas.microsoft.com/office/word/2010/wordprocessingDrawing" xmlns:wp="http://schemas.openxmlformats.org/drawingml/2006/wordprocessingDrawing" xmlns:w10="urn:schemas-microsoft-com:office:word" xmlns:w="http://schemas.openxmlformats.org/wordprocessingml/2006/main" xmlns:w14="http://schemas.microsoft.com/office/word/2010/wordml" xmlns:w15="http://schemas.microsoft.com/office/word/2012/wordml" xmlns:w16cid="http://schemas.microsoft.com/office/word/2016/wordml/cid" xmlns:w16se="http://schemas.microsoft.com/office/word/2015/wordml/symex" xmlns:wpg="http://schemas.microsoft.com/office/word/2010/wordprocessingGroup" xmlns:wpi="http://schemas.microsoft.com/office/word/2010/wordprocessingInk" xmlns:wne="http://schemas.microsoft.com/office/word/2006/wordml" xmlns:wps="http://schemas.microsoft.com/office/word/2010/wordprocessingShape" mc:Ignorable="w14 w15 w16se w16cid wp14">
+<w:glossaryDocument xmlns:wpc="http://schemas.microsoft.com/office/word/2010/wordprocessingCanvas" xmlns:cx="http://schemas.microsoft.com/office/drawing/2014/chartex" xmlns:cx1="http://schemas.microsoft.com/office/drawing/2015/9/8/chartex" xmlns:cx2="http://schemas.microsoft.com/office/drawing/2015/10/21/chartex" xmlns:cx3="http://schemas.microsoft.com/office/drawing/2016/5/9/chartex" xmlns:cx4="http://schemas.microsoft.com/office/drawing/2016/5/10/chartex" xmlns:cx5="http://schemas.microsoft.com/office/drawing/2016/5/11/chartex" xmlns:cx6="http://schemas.microsoft.com/office/drawing/2016/5/12/chartex" xmlns:cx7="http://schemas.microsoft.com/office/drawing/2016/5/13/chartex" xmlns:cx8="http://schemas.microsoft.com/office/drawing/2016/5/14/chartex" xmlns:mc="http://schemas.openxmlformats.org/markup-compatibility/2006" xmlns:aink="http://schemas.microsoft.com/office/drawing/2016/ink" xmlns:am3d="http://schemas.microsoft.com/office/drawing/2017/model3d" xmlns:o="urn:schemas-microsoft-com:office:office" xmlns:oel="http://schemas.microsoft.com/office/2019/extlst" xmlns:r="http://schemas.openxmlformats.org/officeDocument/2006/relationships" xmlns:m="http://schemas.openxmlformats.org/officeDocument/2006/math" xmlns:v="urn:schemas-microsoft-com:vml" xmlns:wp14="http://schemas.microsoft.com/office/word/2010/wordprocessingDrawing" xmlns:wp="http://schemas.openxmlformats.org/drawingml/2006/wordprocessingDrawing" xmlns:w10="urn:schemas-microsoft-com:office:word" xmlns:w="http://schemas.openxmlformats.org/wordprocessingml/2006/main" xmlns:w14="http://schemas.microsoft.com/office/word/2010/wordml" xmlns:w15="http://schemas.microsoft.com/office/word/2012/wordml" xmlns:w16cex="http://schemas.microsoft.com/office/word/2018/wordml/cex" xmlns:w16cid="http://schemas.microsoft.com/office/word/2016/wordml/cid" xmlns:w16="http://schemas.microsoft.com/office/word/2018/wordml" xmlns:w16du="http://schemas.microsoft.com/office/word/2023/wordml/word16du" xmlns:w16sdtdh="http://schemas.microsoft.com/office/word/2020/wordml/sdtdatahash" xmlns:w16sdtfl="http://schemas.microsoft.com/office/word/2024/wordml/sdtformatlock" xmlns:w16se="http://schemas.microsoft.com/office/word/2015/wordml/symex" xmlns:wpg="http://schemas.microsoft.com/office/word/2010/wordprocessingGroup" xmlns:wpi="http://schemas.microsoft.com/office/word/2010/wordprocessingInk" xmlns:wne="http://schemas.microsoft.com/office/word/2006/wordml" xmlns:wps="http://schemas.microsoft.com/office/word/2010/wordprocessingShape" mc:Ignorable="w14 w15 w16se w16cid w16 w16cex w16sdtdh w16sdtfl w16du wp14">
   <w:docParts>
     <w:docPart>
       <w:docPartPr>
@@ -2220,7 +2382,7 @@
 </file>
 
 <file path=word/glossary/fontTable.xml><?xml version="1.0" encoding="utf-8"?>
-<w:fonts xmlns:mc="http://schemas.openxmlformats.org/markup-compatibility/2006" xmlns:r="http://schemas.openxmlformats.org/officeDocument/2006/relationships" xmlns:w="http://schemas.openxmlformats.org/wordprocessingml/2006/main" xmlns:w14="http://schemas.microsoft.com/office/word/2010/wordml" xmlns:w15="http://schemas.microsoft.com/office/word/2012/wordml" xmlns:w16cid="http://schemas.microsoft.com/office/word/2016/wordml/cid" xmlns:w16se="http://schemas.microsoft.com/office/word/2015/wordml/symex" mc:Ignorable="w14 w15 w16se w16cid">
+<w:fonts xmlns:mc="http://schemas.openxmlformats.org/markup-compatibility/2006" xmlns:r="http://schemas.openxmlformats.org/officeDocument/2006/relationships" xmlns:w="http://schemas.openxmlformats.org/wordprocessingml/2006/main" xmlns:w14="http://schemas.microsoft.com/office/word/2010/wordml" xmlns:w15="http://schemas.microsoft.com/office/word/2012/wordml" xmlns:w16cex="http://schemas.microsoft.com/office/word/2018/wordml/cex" xmlns:w16cid="http://schemas.microsoft.com/office/word/2016/wordml/cid" xmlns:w16="http://schemas.microsoft.com/office/word/2018/wordml" xmlns:w16du="http://schemas.microsoft.com/office/word/2023/wordml/word16du" xmlns:w16sdtdh="http://schemas.microsoft.com/office/word/2020/wordml/sdtdatahash" xmlns:w16sdtfl="http://schemas.microsoft.com/office/word/2024/wordml/sdtformatlock" xmlns:w16se="http://schemas.microsoft.com/office/word/2015/wordml/symex" mc:Ignorable="w14 w15 w16se w16cid w16 w16cex w16sdtdh w16sdtfl w16du">
   <w:font w:name="Sitka Small">
     <w:panose1 w:val="00000000000000000000"/>
     <w:charset w:val="00"/>
@@ -2284,25 +2446,23 @@
     <w:pitch w:val="variable"/>
     <w:sig w:usb0="E1002EFF" w:usb1="C000605B" w:usb2="00000029" w:usb3="00000000" w:csb0="000101FF" w:csb1="00000000"/>
   </w:font>
-  <w:font w:name="Calibri">
-    <w:panose1 w:val="020F0502020204030204"/>
+  <w:font w:name="Aptos">
     <w:charset w:val="00"/>
     <w:family w:val="swiss"/>
     <w:pitch w:val="variable"/>
-    <w:sig w:usb0="E4002EFF" w:usb1="C200247B" w:usb2="00000009" w:usb3="00000000" w:csb0="000001FF" w:csb1="00000000"/>
+    <w:sig w:usb0="20000287" w:usb1="00000003" w:usb2="00000000" w:usb3="00000000" w:csb0="0000019F" w:csb1="00000000"/>
   </w:font>
-  <w:font w:name="Calibri Light">
-    <w:panose1 w:val="020F0302020204030204"/>
+  <w:font w:name="Aptos Display">
     <w:charset w:val="00"/>
     <w:family w:val="swiss"/>
     <w:pitch w:val="variable"/>
-    <w:sig w:usb0="E4002EFF" w:usb1="C200247B" w:usb2="00000009" w:usb3="00000000" w:csb0="000001FF" w:csb1="00000000"/>
+    <w:sig w:usb0="20000287" w:usb1="00000003" w:usb2="00000000" w:usb3="00000000" w:csb0="0000019F" w:csb1="00000000"/>
   </w:font>
 </w:fonts>
 </file>
 
 <file path=word/glossary/settings.xml><?xml version="1.0" encoding="utf-8"?>
-<w:settings xmlns:mc="http://schemas.openxmlformats.org/markup-compatibility/2006" xmlns:o="urn:schemas-microsoft-com:office:office" xmlns:r="http://schemas.openxmlformats.org/officeDocument/2006/relationships" xmlns:m="http://schemas.openxmlformats.org/officeDocument/2006/math" xmlns:v="urn:schemas-microsoft-com:vml" xmlns:w10="urn:schemas-microsoft-com:office:word" xmlns:w="http://schemas.openxmlformats.org/wordprocessingml/2006/main" xmlns:w14="http://schemas.microsoft.com/office/word/2010/wordml" xmlns:w15="http://schemas.microsoft.com/office/word/2012/wordml" xmlns:w16cid="http://schemas.microsoft.com/office/word/2016/wordml/cid" xmlns:w16se="http://schemas.microsoft.com/office/word/2015/wordml/symex" xmlns:sl="http://schemas.openxmlformats.org/schemaLibrary/2006/main" mc:Ignorable="w14 w15 w16se w16cid">
+<w:settings xmlns:mc="http://schemas.openxmlformats.org/markup-compatibility/2006" xmlns:o="urn:schemas-microsoft-com:office:office" xmlns:r="http://schemas.openxmlformats.org/officeDocument/2006/relationships" xmlns:m="http://schemas.openxmlformats.org/officeDocument/2006/math" xmlns:v="urn:schemas-microsoft-com:vml" xmlns:w10="urn:schemas-microsoft-com:office:word" xmlns:w="http://schemas.openxmlformats.org/wordprocessingml/2006/main" xmlns:w14="http://schemas.microsoft.com/office/word/2010/wordml" xmlns:w15="http://schemas.microsoft.com/office/word/2012/wordml" xmlns:w16cex="http://schemas.microsoft.com/office/word/2018/wordml/cex" xmlns:w16cid="http://schemas.microsoft.com/office/word/2016/wordml/cid" xmlns:w16="http://schemas.microsoft.com/office/word/2018/wordml" xmlns:w16du="http://schemas.microsoft.com/office/word/2023/wordml/word16du" xmlns:w16sdtdh="http://schemas.microsoft.com/office/word/2020/wordml/sdtdatahash" xmlns:w16sdtfl="http://schemas.microsoft.com/office/word/2024/wordml/sdtformatlock" xmlns:w16se="http://schemas.microsoft.com/office/word/2015/wordml/symex" xmlns:sl="http://schemas.openxmlformats.org/schemaLibrary/2006/main" mc:Ignorable="w14 w15 w16se w16cid w16 w16cex w16sdtdh w16sdtfl w16du">
   <w:view w:val="normal"/>
   <w:defaultTabStop w:val="720"/>
   <w:characterSpacingControl w:val="doNotCompress"/>
@@ -2329,11 +2489,13 @@
     <w:rsid w:val="00890917"/>
     <w:rsid w:val="009A4F82"/>
     <w:rsid w:val="009C2BA1"/>
+    <w:rsid w:val="00AA7A04"/>
     <w:rsid w:val="00BB5849"/>
     <w:rsid w:val="00BE7102"/>
     <w:rsid w:val="00C25397"/>
     <w:rsid w:val="00C46D6C"/>
     <w:rsid w:val="00C55EB4"/>
+    <w:rsid w:val="00C66D60"/>
     <w:rsid w:val="00C71EDA"/>
     <w:rsid w:val="00D4272A"/>
     <w:rsid w:val="00D5502B"/>
@@ -2362,7 +2524,7 @@
 </file>
 
 <file path=word/glossary/styles.xml><?xml version="1.0" encoding="utf-8"?>
-<w:styles xmlns:mc="http://schemas.openxmlformats.org/markup-compatibility/2006" xmlns:r="http://schemas.openxmlformats.org/officeDocument/2006/relationships" xmlns:w="http://schemas.openxmlformats.org/wordprocessingml/2006/main" xmlns:w14="http://schemas.microsoft.com/office/word/2010/wordml" xmlns:w15="http://schemas.microsoft.com/office/word/2012/wordml" xmlns:w16cid="http://schemas.microsoft.com/office/word/2016/wordml/cid" xmlns:w16se="http://schemas.microsoft.com/office/word/2015/wordml/symex" mc:Ignorable="w14 w15 w16se w16cid">
+<w:styles xmlns:mc="http://schemas.openxmlformats.org/markup-compatibility/2006" xmlns:r="http://schemas.openxmlformats.org/officeDocument/2006/relationships" xmlns:w="http://schemas.openxmlformats.org/wordprocessingml/2006/main" xmlns:w14="http://schemas.microsoft.com/office/word/2010/wordml" xmlns:w15="http://schemas.microsoft.com/office/word/2012/wordml" xmlns:w16cex="http://schemas.microsoft.com/office/word/2018/wordml/cex" xmlns:w16cid="http://schemas.microsoft.com/office/word/2016/wordml/cid" xmlns:w16="http://schemas.microsoft.com/office/word/2018/wordml" xmlns:w16du="http://schemas.microsoft.com/office/word/2023/wordml/word16du" xmlns:w16sdtdh="http://schemas.microsoft.com/office/word/2020/wordml/sdtdatahash" xmlns:w16sdtfl="http://schemas.microsoft.com/office/word/2024/wordml/sdtformatlock" xmlns:w16se="http://schemas.microsoft.com/office/word/2015/wordml/symex" mc:Ignorable="w14 w15 w16se w16cid w16 w16cex w16sdtdh w16sdtfl w16du">
   <w:docDefaults>
     <w:rPrDefault>
       <w:rPr>
@@ -2378,7 +2540,7 @@
       </w:pPr>
     </w:pPrDefault>
   </w:docDefaults>
-  <w:latentStyles w:defLockedState="0" w:defUIPriority="99" w:defSemiHidden="0" w:defUnhideWhenUsed="0" w:defQFormat="0" w:count="375">
+  <w:latentStyles w:defLockedState="0" w:defUIPriority="99" w:defSemiHidden="0" w:defUnhideWhenUsed="0" w:defQFormat="0" w:count="376">
     <w:lsdException w:name="Normal" w:uiPriority="0" w:qFormat="1"/>
     <w:lsdException w:name="heading 1" w:uiPriority="9" w:qFormat="1"/>
     <w:lsdException w:name="heading 2" w:semiHidden="1" w:uiPriority="9" w:unhideWhenUsed="1" w:qFormat="1"/>
@@ -2754,6 +2916,7 @@
     <w:lsdException w:name="Smart Hyperlink" w:semiHidden="1" w:unhideWhenUsed="1"/>
     <w:lsdException w:name="Hashtag" w:semiHidden="1" w:unhideWhenUsed="1"/>
     <w:lsdException w:name="Unresolved Mention" w:semiHidden="1" w:unhideWhenUsed="1"/>
+    <w:lsdException w:name="Smart Link" w:semiHidden="1" w:unhideWhenUsed="1"/>
   </w:latentStyles>
   <w:style w:type="paragraph" w:default="1" w:styleId="Normal">
     <w:name w:val="Normal"/>
@@ -2829,7 +2992,7 @@
 </file>
 
 <file path=word/glossary/webSettings.xml><?xml version="1.0" encoding="utf-8"?>
-<w:webSettings xmlns:mc="http://schemas.openxmlformats.org/markup-compatibility/2006" xmlns:r="http://schemas.openxmlformats.org/officeDocument/2006/relationships" xmlns:w="http://schemas.openxmlformats.org/wordprocessingml/2006/main" xmlns:w14="http://schemas.microsoft.com/office/word/2010/wordml" xmlns:w15="http://schemas.microsoft.com/office/word/2012/wordml" xmlns:w16cid="http://schemas.microsoft.com/office/word/2016/wordml/cid" xmlns:w16se="http://schemas.microsoft.com/office/word/2015/wordml/symex" mc:Ignorable="w14 w15 w16se w16cid">
+<w:webSettings xmlns:mc="http://schemas.openxmlformats.org/markup-compatibility/2006" xmlns:r="http://schemas.openxmlformats.org/officeDocument/2006/relationships" xmlns:w="http://schemas.openxmlformats.org/wordprocessingml/2006/main" xmlns:w14="http://schemas.microsoft.com/office/word/2010/wordml" xmlns:w15="http://schemas.microsoft.com/office/word/2012/wordml" xmlns:w16cex="http://schemas.microsoft.com/office/word/2018/wordml/cex" xmlns:w16cid="http://schemas.microsoft.com/office/word/2016/wordml/cid" xmlns:w16="http://schemas.microsoft.com/office/word/2018/wordml" xmlns:w16du="http://schemas.microsoft.com/office/word/2023/wordml/word16du" xmlns:w16sdtdh="http://schemas.microsoft.com/office/word/2020/wordml/sdtdatahash" xmlns:w16sdtfl="http://schemas.microsoft.com/office/word/2024/wordml/sdtformatlock" xmlns:w16se="http://schemas.microsoft.com/office/word/2015/wordml/symex" mc:Ignorable="w14 w15 w16se w16cid w16 w16cex w16sdtdh w16sdtfl w16du">
   <w:optimizeForBrowser/>
 </w:webSettings>
 </file>
@@ -3118,6 +3281,10 @@
 </file>
 
 <file path=customXml/item1.xml><?xml version="1.0" encoding="utf-8"?>
+<b:Sources xmlns:b="http://schemas.openxmlformats.org/officeDocument/2006/bibliography" xmlns="http://schemas.openxmlformats.org/officeDocument/2006/bibliography" SelectedStyle="\APA.XSL" StyleName="APA Fifth Edition"/>
+</file>
+
+<file path=customXml/item2.xml><?xml version="1.0" encoding="utf-8"?>
 <?mso-contentType ?>
 <FormTemplates xmlns="http://schemas.microsoft.com/sharepoint/v3/contenttype/forms">
   <Display>DocumentLibraryForm</Display>
@@ -3126,22 +3293,18 @@
 </FormTemplates>
 </file>
 
-<file path=customXml/item2.xml><?xml version="1.0" encoding="utf-8"?>
-<b:Sources xmlns:b="http://schemas.openxmlformats.org/officeDocument/2006/bibliography" xmlns="http://schemas.openxmlformats.org/officeDocument/2006/bibliography" SelectedStyle="\APA.XSL" StyleName="APA Fifth Edition"/>
+<file path=customXml/itemProps1.xml><?xml version="1.0" encoding="utf-8"?>
+<ds:datastoreItem xmlns:ds="http://schemas.openxmlformats.org/officeDocument/2006/customXml" ds:itemID="{BFE7A411-4D1C-4ADB-97E8-9729B6DCABE4}">
+  <ds:schemaRefs>
+    <ds:schemaRef ds:uri="http://schemas.openxmlformats.org/officeDocument/2006/bibliography"/>
+  </ds:schemaRefs>
+</ds:datastoreItem>
 </file>
 
-<file path=customXml/itemProps1.xml><?xml version="1.0" encoding="utf-8"?>
+<file path=customXml/itemProps2.xml><?xml version="1.0" encoding="utf-8"?>
 <ds:datastoreItem xmlns:ds="http://schemas.openxmlformats.org/officeDocument/2006/customXml" ds:itemID="{99EAB264-0D9A-4D4F-8091-29C6FBD407B4}">
   <ds:schemaRefs>
     <ds:schemaRef ds:uri="http://schemas.microsoft.com/sharepoint/v3/contenttype/forms"/>
   </ds:schemaRefs>
 </ds:datastoreItem>
-</file>
-
-<file path=customXml/itemProps2.xml><?xml version="1.0" encoding="utf-8"?>
-<ds:datastoreItem xmlns:ds="http://schemas.openxmlformats.org/officeDocument/2006/customXml" ds:itemID="{BFE7A411-4D1C-4ADB-97E8-9729B6DCABE4}">
-  <ds:schemaRefs>
-    <ds:schemaRef ds:uri="http://schemas.openxmlformats.org/officeDocument/2006/bibliography"/>
-  </ds:schemaRefs>
-</ds:datastoreItem>
 </file>